--- a/ВКР/Преддипломная практика/Отчет.docx
+++ b/ВКР/Преддипломная практика/Отчет.docx
@@ -3050,7 +3050,6 @@
                 <w:rFonts w:eastAsia="Times New Roman"/>
                 <w:sz w:val="20"/>
                 <w:szCs w:val="20"/>
-                <w:highlight w:val="yellow"/>
               </w:rPr>
             </w:pPr>
             <w:r>
@@ -3058,7 +3057,6 @@
                 <w:rFonts w:eastAsia="Times New Roman"/>
                 <w:sz w:val="20"/>
                 <w:szCs w:val="20"/>
-                <w:highlight w:val="yellow"/>
               </w:rPr>
               <w:t xml:space="preserve">1. Ознакомление с конкретными видами деятельности в соответствии с положениями структурных подразделений и должностными инструкциями. </w:t>
             </w:r>
@@ -3073,7 +3071,6 @@
                 <w:rFonts w:eastAsia="Times New Roman"/>
                 <w:sz w:val="20"/>
                 <w:szCs w:val="20"/>
-                <w:highlight w:val="yellow"/>
               </w:rPr>
             </w:pPr>
             <w:r>
@@ -3081,7 +3078,6 @@
                 <w:rFonts w:eastAsia="Times New Roman"/>
                 <w:sz w:val="20"/>
                 <w:szCs w:val="20"/>
-                <w:highlight w:val="yellow"/>
               </w:rPr>
               <w:t>2. Сбор информации и материалов практики.</w:t>
             </w:r>
@@ -3096,7 +3092,6 @@
                 <w:rFonts w:eastAsia="Times New Roman"/>
                 <w:sz w:val="20"/>
                 <w:szCs w:val="20"/>
-                <w:highlight w:val="yellow"/>
               </w:rPr>
             </w:pPr>
             <w:r>
@@ -3104,7 +3099,6 @@
                 <w:rFonts w:eastAsia="Times New Roman"/>
                 <w:sz w:val="20"/>
                 <w:szCs w:val="20"/>
-                <w:highlight w:val="yellow"/>
               </w:rPr>
               <w:t>3. Выполнение программы практики, индивидуального задания на практику.</w:t>
             </w:r>
@@ -3119,7 +3113,6 @@
                 <w:rFonts w:eastAsia="Times New Roman"/>
                 <w:sz w:val="20"/>
                 <w:szCs w:val="20"/>
-                <w:highlight w:val="yellow"/>
               </w:rPr>
             </w:pPr>
             <w:r>
@@ -3127,7 +3120,6 @@
                 <w:rFonts w:eastAsia="Times New Roman"/>
                 <w:sz w:val="20"/>
                 <w:szCs w:val="20"/>
-                <w:highlight w:val="yellow"/>
               </w:rPr>
               <w:t>4.Обработка, систематизация и анализ фактического и теоретического материала.</w:t>
             </w:r>
@@ -18123,7 +18115,7 @@
         <w:tab/>
       </w:r>
       <w:r>
-        <w:t>Рисунок 4.2.1 – Интерфейс главной страницы модуля</w:t>
+        <w:t>Рисунок 4.2.1 – Интерфейс главной страницы</w:t>
       </w:r>
       <w:r>
         <w:tab/>
@@ -18136,11 +18128,9 @@
       <w:r>
         <w:t xml:space="preserve">. Это означает что два занятия с одной и той же группой у одного преподавателя будут идти подряд, соответственно состав группы, посетившей первое </w:t>
       </w:r>
-      <w:proofErr w:type="gramStart"/>
-      <w:r>
-        <w:t>из занятий</w:t>
-      </w:r>
-      <w:proofErr w:type="gramEnd"/>
+      <w:r>
+        <w:t>из занятий,</w:t>
+      </w:r>
       <w:r>
         <w:t xml:space="preserve"> редко будет отличаться от тех, кто посетил и второе. Для удобства в этих случаях для главной страницы введена вспомогательная подсветка </w:t>
       </w:r>
@@ -18515,7 +18505,7 @@
         </w:rPr>
         <w:lastRenderedPageBreak/>
         <w:drawing>
-          <wp:inline distT="0" distB="0" distL="0" distR="0" wp14:anchorId="0CF1444C" wp14:editId="6E6757CA">
+          <wp:inline distT="0" distB="0" distL="0" distR="0" wp14:anchorId="0CF1444C" wp14:editId="6BBD5D05">
             <wp:extent cx="1943100" cy="4317508"/>
             <wp:effectExtent l="0" t="0" r="0" b="6985"/>
             <wp:docPr id="1700007219" name="Рисунок 9"/>
@@ -18582,7 +18572,7 @@
         </w:rPr>
         <w:lastRenderedPageBreak/>
         <w:drawing>
-          <wp:inline distT="0" distB="0" distL="0" distR="0" wp14:anchorId="13B68EE7" wp14:editId="28C37B8B">
+          <wp:inline distT="0" distB="0" distL="0" distR="0" wp14:anchorId="13B68EE7" wp14:editId="754B7B12">
             <wp:extent cx="2216244" cy="4924425"/>
             <wp:effectExtent l="0" t="0" r="0" b="0"/>
             <wp:docPr id="1692902097" name="Рисунок 10"/>
